--- a/examples/code-cell.docx
+++ b/examples/code-cell.docx
@@ -88,6 +88,41 @@
       </w:pPr>
       <w:r>
         <w:t xml:space="preserve">Result</w:t>
+      </w:r>
+    </w:p>
+    <w:p>
+      <w:pPr>
+        <w:pStyle w:val="FirstParagraph"/>
+      </w:pPr>
+      <w:r>
+        <w:t xml:space="preserve">The data are the</w:t>
+      </w:r>
+      <w:r>
+        <w:t xml:space="preserve"> </w:t>
+      </w:r>
+      <w:r>
+        <w:rPr>
+          <w:rStyle w:val="VerbatimChar"/>
+        </w:rPr>
+        <w:t xml:space="preserve">cars</w:t>
+      </w:r>
+      <w:r>
+        <w:t xml:space="preserve"> </w:t>
+      </w:r>
+      <w:r>
+        <w:t xml:space="preserve">data set that ships with R: the speed of each car</w:t>
+      </w:r>
+      <w:r>
+        <w:t xml:space="preserve"> </w:t>
+      </w:r>
+      <w:r>
+        <w:t xml:space="preserve">and the distance that it took to stop. This paragraph comes before the</w:t>
+      </w:r>
+      <w:r>
+        <w:t xml:space="preserve"> </w:t>
+      </w:r>
+      <w:r>
+        <w:t xml:space="preserve">cell, so it runs the full width of the text.</w:t>
       </w:r>
     </w:p>
     <w:p>
@@ -371,7 +406,13 @@
         <w:pStyle w:val="BodyText"/>
       </w:pPr>
       <w:r>
-        <w:t xml:space="preserve">The data are the</w:t>
+        <w:t xml:space="preserve">Faster cars took longer to stop. The figure has the same caption, number,</w:t>
+      </w:r>
+      <w:r>
+        <w:t xml:space="preserve"> </w:t>
+      </w:r>
+      <w:r>
+        <w:t xml:space="preserve">and</w:t>
       </w:r>
       <w:r>
         <w:t xml:space="preserve"> </w:t>
@@ -380,33 +421,82 @@
         <w:rPr>
           <w:rStyle w:val="VerbatimChar"/>
         </w:rPr>
-        <w:t xml:space="preserve">cars</w:t>
-      </w:r>
-      <w:r>
-        <w:t xml:space="preserve"> </w:t>
-      </w:r>
-      <w:r>
-        <w:t xml:space="preserve">data set that ships with R: the speed of each car</w:t>
-      </w:r>
-      <w:r>
-        <w:t xml:space="preserve"> </w:t>
-      </w:r>
-      <w:r>
-        <w:t xml:space="preserve">and the distance that it took to stop. Faster cars took longer to stop.</w:t>
-      </w:r>
-    </w:p>
-    <w:p>
-      <w:pPr>
-        <w:pStyle w:val="BodyText"/>
-      </w:pPr>
-      <w:r>
-        <w:t xml:space="preserve">The site renders this page from results that Quarto saved when the cell</w:t>
-      </w:r>
-      <w:r>
-        <w:t xml:space="preserve"> </w:t>
-      </w:r>
-      <w:r>
-        <w:t xml:space="preserve">last ran, so the site does not need R to build it.</w:t>
+        <w:t xml:space="preserve">@fig-</w:t>
+      </w:r>
+      <w:r>
+        <w:t xml:space="preserve"> </w:t>
+      </w:r>
+      <w:r>
+        <w:t xml:space="preserve">link as a figure written in markdown. The plot’s size in R</w:t>
+      </w:r>
+      <w:r>
+        <w:t xml:space="preserve"> </w:t>
+      </w:r>
+      <w:r>
+        <w:t xml:space="preserve">sets its shape, and</w:t>
+      </w:r>
+      <w:r>
+        <w:t xml:space="preserve"> </w:t>
+      </w:r>
+      <w:r>
+        <w:rPr>
+          <w:rStyle w:val="VerbatimChar"/>
+        </w:rPr>
+        <w:t xml:space="preserve">out-width</w:t>
+      </w:r>
+      <w:r>
+        <w:t xml:space="preserve"> </w:t>
+      </w:r>
+      <w:r>
+        <w:t xml:space="preserve">scales it to 40% of the text width. The</w:t>
+      </w:r>
+      <w:r>
+        <w:t xml:space="preserve"> </w:t>
+      </w:r>
+      <w:r>
+        <w:t xml:space="preserve">site renders this page from results that Quarto saved when the cell last</w:t>
+      </w:r>
+      <w:r>
+        <w:t xml:space="preserve"> </w:t>
+      </w:r>
+      <w:r>
+        <w:t xml:space="preserve">ran, so the site does not need R to build it. The cell’s options start</w:t>
+      </w:r>
+      <w:r>
+        <w:t xml:space="preserve"> </w:t>
+      </w:r>
+      <w:r>
+        <w:t xml:space="preserve">with</w:t>
+      </w:r>
+      <w:r>
+        <w:t xml:space="preserve"> </w:t>
+      </w:r>
+      <w:r>
+        <w:rPr>
+          <w:rStyle w:val="VerbatimChar"/>
+        </w:rPr>
+        <w:t xml:space="preserve">#|</w:t>
+      </w:r>
+      <w:r>
+        <w:t xml:space="preserve">, and knitr reads them before it runs the code. The last lines of</w:t>
+      </w:r>
+      <w:r>
+        <w:t xml:space="preserve"> </w:t>
+      </w:r>
+      <w:r>
+        <w:t xml:space="preserve">this paragraph start at the left edge of the text again and run under the</w:t>
+      </w:r>
+      <w:r>
+        <w:t xml:space="preserve"> </w:t>
+      </w:r>
+      <w:r>
+        <w:t xml:space="preserve">figure. Two columns or a table could not give this layout, because the</w:t>
+      </w:r>
+      <w:r>
+        <w:t xml:space="preserve"> </w:t>
+      </w:r>
+      <w:r>
+        <w:t xml:space="preserve">text in them stays in its own column from top to bottom.</w:t>
       </w:r>
       <w:r>
         <w:br w:type="textWrapping" w:clear="all"/>
